--- a/notebooks/2020_Birth/First Stage 2020/01_birth_records_quality_report.docx
+++ b/notebooks/2020_Birth/First Stage 2020/01_birth_records_quality_report.docx
@@ -13,7 +13,7 @@
     </w:p>
     <w:p>
       <w:r>
-        <w:t>Generated: 2026-03-29 09:07</w:t>
+        <w:t>Generated: 2026-03-29 12:03</w:t>
       </w:r>
     </w:p>
     <w:p>
@@ -1399,7 +1399,7 @@
           </w:tcPr>
           <w:p>
             <w:r>
-              <w:t>int64</w:t>
+              <w:t>str</w:t>
             </w:r>
           </w:p>
         </w:tc>

--- a/notebooks/2020_Birth/First Stage 2020/01_birth_records_quality_report.docx
+++ b/notebooks/2020_Birth/First Stage 2020/01_birth_records_quality_report.docx
@@ -13,12 +13,12 @@
     </w:p>
     <w:p>
       <w:r>
-        <w:t>Generated: 2026-03-29 12:03</w:t>
+        <w:t>Generated: 2026-05-01 00:08</w:t>
       </w:r>
     </w:p>
     <w:p>
       <w:r>
-        <w:t>Dataset: 301,712 birth records × 18 variables</w:t>
+        <w:t>Dataset: 301,691 birth records × 18 variables</w:t>
       </w:r>
     </w:p>
     <w:p/>
@@ -37,19 +37,19 @@
         <w:t>Key findings include:</w:t>
         <w:br/>
         <w:br/>
-        <w:t>• **Dataset Overview**: 301,712 total birth records with 18 variables</w:t>
+        <w:t>• **Dataset Overview**: 301,691 total birth records with 18 variables</w:t>
         <w:br/>
-        <w:t>• **Data Completeness**: 261,562 records (86.7%) are completely filled with no missing values</w:t>
+        <w:t>• **Data Completeness**: 261,550 records (86.7%) are completely filled with no missing values</w:t>
         <w:br/>
-        <w:t>• **Records with Missing Data**: 40,150 records (13.3%) contain at least one missing value</w:t>
+        <w:t>• **Records with Missing Data**: 40,141 records (13.3%) contain at least one missing value</w:t>
         <w:br/>
-        <w:t>• **Total Missing Values**: 89,748 missing values across all variables (1.65% of all data)</w:t>
+        <w:t>• **Total Missing Values**: 89,739 missing values across all variables (1.65% of all data)</w:t>
         <w:br/>
         <w:t>• **Average Completeness**: Each record has an average of 0.3 missing values</w:t>
         <w:br/>
         <w:t>• **Maximum Missing**: The record with most missing data has 6 missing values</w:t>
         <w:br/>
-        <w:t>• **Variables with Missing Data**: 7 out of 18 variables have missing values</w:t>
+        <w:t>• **Variables with Missing Data**: 8 out of 18 variables have missing values</w:t>
         <w:br/>
         <w:t>• **Critical Variables**: ['Birth_Weight(grams)', 'Birth_Order2.0', 'Birth_Order'] have the highest missing rates</w:t>
       </w:r>
@@ -127,7 +127,7 @@
               <w:jc w:val="right"/>
             </w:pPr>
             <w:r>
-              <w:t>301712.0</w:t>
+              <w:t>301691.0</w:t>
             </w:r>
           </w:p>
         </w:tc>
@@ -177,7 +177,7 @@
               <w:jc w:val="right"/>
             </w:pPr>
             <w:r>
-              <w:t>7.0</w:t>
+              <w:t>8.0</w:t>
             </w:r>
           </w:p>
         </w:tc>
@@ -202,7 +202,7 @@
               <w:jc w:val="right"/>
             </w:pPr>
             <w:r>
-              <w:t>89748.0</w:t>
+              <w:t>89739.0</w:t>
             </w:r>
           </w:p>
         </w:tc>
@@ -252,7 +252,7 @@
               <w:jc w:val="right"/>
             </w:pPr>
             <w:r>
-              <w:t>261562.0</w:t>
+              <w:t>261550.0</w:t>
             </w:r>
           </w:p>
         </w:tc>
@@ -277,7 +277,7 @@
               <w:jc w:val="right"/>
             </w:pPr>
             <w:r>
-              <w:t>40150.0</w:t>
+              <w:t>40141.0</w:t>
             </w:r>
           </w:p>
         </w:tc>
@@ -393,7 +393,7 @@
     </w:p>
     <w:p>
       <w:r>
-        <w:t>Found 261,562 completely filled birth records (86.7% of total). These records can be used for immediate analysis without imputation.</w:t>
+        <w:t>Found 261,550 completely filled birth records (86.7% of total). These records can be used for immediate analysis without imputation.</w:t>
       </w:r>
     </w:p>
     <w:p>
@@ -411,7 +411,7 @@
     </w:p>
     <w:p>
       <w:r>
-        <w:t>Found 40,150 records with at least one missing value (13.3% of total). These records require data imputation or careful handling in analysis.</w:t>
+        <w:t>Found 40,141 records with at least one missing value (13.3% of total). These records require data imputation or careful handling in analysis.</w:t>
       </w:r>
     </w:p>
     <w:p>
@@ -680,7 +680,7 @@
               <w:jc w:val="right"/>
             </w:pPr>
             <w:r>
-              <w:t>33,542</w:t>
+              <w:t>33,541</w:t>
             </w:r>
           </w:p>
         </w:tc>
@@ -729,7 +729,7 @@
               <w:jc w:val="right"/>
             </w:pPr>
             <w:r>
-              <w:t>268,170</w:t>
+              <w:t>268,150</w:t>
             </w:r>
           </w:p>
         </w:tc>
@@ -767,7 +767,7 @@
               <w:jc w:val="right"/>
             </w:pPr>
             <w:r>
-              <w:t>27,218</w:t>
+              <w:t>27,213</w:t>
             </w:r>
           </w:p>
         </w:tc>
@@ -816,7 +816,7 @@
               <w:jc w:val="right"/>
             </w:pPr>
             <w:r>
-              <w:t>274,494</w:t>
+              <w:t>274,478</w:t>
             </w:r>
           </w:p>
         </w:tc>
@@ -854,7 +854,7 @@
               <w:jc w:val="right"/>
             </w:pPr>
             <w:r>
-              <w:t>27,218</w:t>
+              <w:t>27,213</w:t>
             </w:r>
           </w:p>
         </w:tc>
@@ -903,7 +903,7 @@
               <w:jc w:val="right"/>
             </w:pPr>
             <w:r>
-              <w:t>274,494</w:t>
+              <w:t>274,478</w:t>
             </w:r>
           </w:p>
         </w:tc>
@@ -941,7 +941,7 @@
               <w:jc w:val="right"/>
             </w:pPr>
             <w:r>
-              <w:t>1,231</w:t>
+              <w:t>1,219</w:t>
             </w:r>
           </w:p>
         </w:tc>
@@ -990,7 +990,7 @@
               <w:jc w:val="right"/>
             </w:pPr>
             <w:r>
-              <w:t>300,481</w:t>
+              <w:t>300,472</w:t>
             </w:r>
           </w:p>
         </w:tc>
@@ -1028,7 +1028,7 @@
               <w:jc w:val="right"/>
             </w:pPr>
             <w:r>
-              <w:t>520</w:t>
+              <w:t>505</w:t>
             </w:r>
           </w:p>
         </w:tc>
@@ -1077,7 +1077,7 @@
               <w:jc w:val="right"/>
             </w:pPr>
             <w:r>
-              <w:t>301,192</w:t>
+              <w:t>301,186</w:t>
             </w:r>
           </w:p>
         </w:tc>
@@ -1091,6 +1091,93 @@
             </w:pPr>
             <w:r>
               <w:t>99.8%</w:t>
+            </w:r>
+          </w:p>
+        </w:tc>
+      </w:tr>
+      <w:tr>
+        <w:tc>
+          <w:tcPr>
+            <w:tcW w:type="dxa" w:w="1234"/>
+          </w:tcPr>
+          <w:p>
+            <w:r>
+              <w:t>District_of_Mother</w:t>
+            </w:r>
+          </w:p>
+        </w:tc>
+        <w:tc>
+          <w:tcPr>
+            <w:tcW w:type="dxa" w:w="1234"/>
+          </w:tcPr>
+          <w:p>
+            <w:pPr>
+              <w:jc w:val="right"/>
+            </w:pPr>
+            <w:r>
+              <w:t>29</w:t>
+            </w:r>
+          </w:p>
+        </w:tc>
+        <w:tc>
+          <w:tcPr>
+            <w:tcW w:type="dxa" w:w="1234"/>
+          </w:tcPr>
+          <w:p>
+            <w:pPr>
+              <w:jc w:val="right"/>
+            </w:pPr>
+            <w:r>
+              <w:t>0.0%</w:t>
+            </w:r>
+          </w:p>
+        </w:tc>
+        <w:tc>
+          <w:tcPr>
+            <w:tcW w:type="dxa" w:w="1234"/>
+          </w:tcPr>
+          <w:p>
+            <w:r>
+              <w:t>str</w:t>
+            </w:r>
+          </w:p>
+        </w:tc>
+        <w:tc>
+          <w:tcPr>
+            <w:tcW w:type="dxa" w:w="1234"/>
+          </w:tcPr>
+          <w:p>
+            <w:pPr>
+              <w:jc w:val="right"/>
+            </w:pPr>
+            <w:r>
+              <w:t>25</w:t>
+            </w:r>
+          </w:p>
+        </w:tc>
+        <w:tc>
+          <w:tcPr>
+            <w:tcW w:type="dxa" w:w="1234"/>
+          </w:tcPr>
+          <w:p>
+            <w:pPr>
+              <w:jc w:val="right"/>
+            </w:pPr>
+            <w:r>
+              <w:t>301,662</w:t>
+            </w:r>
+          </w:p>
+        </w:tc>
+        <w:tc>
+          <w:tcPr>
+            <w:tcW w:type="dxa" w:w="1234"/>
+          </w:tcPr>
+          <w:p>
+            <w:pPr>
+              <w:jc w:val="right"/>
+            </w:pPr>
+            <w:r>
+              <w:t>100.0%</w:t>
             </w:r>
           </w:p>
         </w:tc>
@@ -1164,7 +1251,7 @@
               <w:jc w:val="right"/>
             </w:pPr>
             <w:r>
-              <w:t>301,695</w:t>
+              <w:t>301,674</w:t>
             </w:r>
           </w:p>
         </w:tc>
@@ -1251,7 +1338,94 @@
               <w:jc w:val="right"/>
             </w:pPr>
             <w:r>
-              <w:t>301,710</w:t>
+              <w:t>301,689</w:t>
+            </w:r>
+          </w:p>
+        </w:tc>
+        <w:tc>
+          <w:tcPr>
+            <w:tcW w:type="dxa" w:w="1234"/>
+          </w:tcPr>
+          <w:p>
+            <w:pPr>
+              <w:jc w:val="right"/>
+            </w:pPr>
+            <w:r>
+              <w:t>100.0%</w:t>
+            </w:r>
+          </w:p>
+        </w:tc>
+      </w:tr>
+      <w:tr>
+        <w:tc>
+          <w:tcPr>
+            <w:tcW w:type="dxa" w:w="1234"/>
+          </w:tcPr>
+          <w:p>
+            <w:r>
+              <w:t>Registered_Month</w:t>
+            </w:r>
+          </w:p>
+        </w:tc>
+        <w:tc>
+          <w:tcPr>
+            <w:tcW w:type="dxa" w:w="1234"/>
+          </w:tcPr>
+          <w:p>
+            <w:pPr>
+              <w:jc w:val="right"/>
+            </w:pPr>
+            <w:r>
+              <w:t>0</w:t>
+            </w:r>
+          </w:p>
+        </w:tc>
+        <w:tc>
+          <w:tcPr>
+            <w:tcW w:type="dxa" w:w="1234"/>
+          </w:tcPr>
+          <w:p>
+            <w:pPr>
+              <w:jc w:val="right"/>
+            </w:pPr>
+            <w:r>
+              <w:t>0.0%</w:t>
+            </w:r>
+          </w:p>
+        </w:tc>
+        <w:tc>
+          <w:tcPr>
+            <w:tcW w:type="dxa" w:w="1234"/>
+          </w:tcPr>
+          <w:p>
+            <w:r>
+              <w:t>str</w:t>
+            </w:r>
+          </w:p>
+        </w:tc>
+        <w:tc>
+          <w:tcPr>
+            <w:tcW w:type="dxa" w:w="1234"/>
+          </w:tcPr>
+          <w:p>
+            <w:pPr>
+              <w:jc w:val="right"/>
+            </w:pPr>
+            <w:r>
+              <w:t>12</w:t>
+            </w:r>
+          </w:p>
+        </w:tc>
+        <w:tc>
+          <w:tcPr>
+            <w:tcW w:type="dxa" w:w="1234"/>
+          </w:tcPr>
+          <w:p>
+            <w:pPr>
+              <w:jc w:val="right"/>
+            </w:pPr>
+            <w:r>
+              <w:t>301,691</w:t>
             </w:r>
           </w:p>
         </w:tc>
@@ -1338,7 +1512,7 @@
               <w:jc w:val="right"/>
             </w:pPr>
             <w:r>
-              <w:t>301,712</w:t>
+              <w:t>301,691</w:t>
             </w:r>
           </w:p>
         </w:tc>
@@ -1363,7 +1537,181 @@
           </w:tcPr>
           <w:p>
             <w:r>
-              <w:t>Registered_Month</w:t>
+              <w:t>Multiple_Birth_Status</w:t>
+            </w:r>
+          </w:p>
+        </w:tc>
+        <w:tc>
+          <w:tcPr>
+            <w:tcW w:type="dxa" w:w="1234"/>
+          </w:tcPr>
+          <w:p>
+            <w:pPr>
+              <w:jc w:val="right"/>
+            </w:pPr>
+            <w:r>
+              <w:t>0</w:t>
+            </w:r>
+          </w:p>
+        </w:tc>
+        <w:tc>
+          <w:tcPr>
+            <w:tcW w:type="dxa" w:w="1234"/>
+          </w:tcPr>
+          <w:p>
+            <w:pPr>
+              <w:jc w:val="right"/>
+            </w:pPr>
+            <w:r>
+              <w:t>0.0%</w:t>
+            </w:r>
+          </w:p>
+        </w:tc>
+        <w:tc>
+          <w:tcPr>
+            <w:tcW w:type="dxa" w:w="1234"/>
+          </w:tcPr>
+          <w:p>
+            <w:r>
+              <w:t>str</w:t>
+            </w:r>
+          </w:p>
+        </w:tc>
+        <w:tc>
+          <w:tcPr>
+            <w:tcW w:type="dxa" w:w="1234"/>
+          </w:tcPr>
+          <w:p>
+            <w:pPr>
+              <w:jc w:val="right"/>
+            </w:pPr>
+            <w:r>
+              <w:t>5</w:t>
+            </w:r>
+          </w:p>
+        </w:tc>
+        <w:tc>
+          <w:tcPr>
+            <w:tcW w:type="dxa" w:w="1234"/>
+          </w:tcPr>
+          <w:p>
+            <w:pPr>
+              <w:jc w:val="right"/>
+            </w:pPr>
+            <w:r>
+              <w:t>301,691</w:t>
+            </w:r>
+          </w:p>
+        </w:tc>
+        <w:tc>
+          <w:tcPr>
+            <w:tcW w:type="dxa" w:w="1234"/>
+          </w:tcPr>
+          <w:p>
+            <w:pPr>
+              <w:jc w:val="right"/>
+            </w:pPr>
+            <w:r>
+              <w:t>100.0%</w:t>
+            </w:r>
+          </w:p>
+        </w:tc>
+      </w:tr>
+      <w:tr>
+        <w:tc>
+          <w:tcPr>
+            <w:tcW w:type="dxa" w:w="1234"/>
+          </w:tcPr>
+          <w:p>
+            <w:r>
+              <w:t>Hospital or Not</w:t>
+            </w:r>
+          </w:p>
+        </w:tc>
+        <w:tc>
+          <w:tcPr>
+            <w:tcW w:type="dxa" w:w="1234"/>
+          </w:tcPr>
+          <w:p>
+            <w:pPr>
+              <w:jc w:val="right"/>
+            </w:pPr>
+            <w:r>
+              <w:t>0</w:t>
+            </w:r>
+          </w:p>
+        </w:tc>
+        <w:tc>
+          <w:tcPr>
+            <w:tcW w:type="dxa" w:w="1234"/>
+          </w:tcPr>
+          <w:p>
+            <w:pPr>
+              <w:jc w:val="right"/>
+            </w:pPr>
+            <w:r>
+              <w:t>0.0%</w:t>
+            </w:r>
+          </w:p>
+        </w:tc>
+        <w:tc>
+          <w:tcPr>
+            <w:tcW w:type="dxa" w:w="1234"/>
+          </w:tcPr>
+          <w:p>
+            <w:r>
+              <w:t>str</w:t>
+            </w:r>
+          </w:p>
+        </w:tc>
+        <w:tc>
+          <w:tcPr>
+            <w:tcW w:type="dxa" w:w="1234"/>
+          </w:tcPr>
+          <w:p>
+            <w:pPr>
+              <w:jc w:val="right"/>
+            </w:pPr>
+            <w:r>
+              <w:t>2</w:t>
+            </w:r>
+          </w:p>
+        </w:tc>
+        <w:tc>
+          <w:tcPr>
+            <w:tcW w:type="dxa" w:w="1234"/>
+          </w:tcPr>
+          <w:p>
+            <w:pPr>
+              <w:jc w:val="right"/>
+            </w:pPr>
+            <w:r>
+              <w:t>301,691</w:t>
+            </w:r>
+          </w:p>
+        </w:tc>
+        <w:tc>
+          <w:tcPr>
+            <w:tcW w:type="dxa" w:w="1234"/>
+          </w:tcPr>
+          <w:p>
+            <w:pPr>
+              <w:jc w:val="right"/>
+            </w:pPr>
+            <w:r>
+              <w:t>100.0%</w:t>
+            </w:r>
+          </w:p>
+        </w:tc>
+      </w:tr>
+      <w:tr>
+        <w:tc>
+          <w:tcPr>
+            <w:tcW w:type="dxa" w:w="1234"/>
+          </w:tcPr>
+          <w:p>
+            <w:r>
+              <w:t>Birth_Month</w:t>
             </w:r>
           </w:p>
         </w:tc>
@@ -1425,7 +1773,268 @@
               <w:jc w:val="right"/>
             </w:pPr>
             <w:r>
-              <w:t>301,712</w:t>
+              <w:t>301,691</w:t>
+            </w:r>
+          </w:p>
+        </w:tc>
+        <w:tc>
+          <w:tcPr>
+            <w:tcW w:type="dxa" w:w="1234"/>
+          </w:tcPr>
+          <w:p>
+            <w:pPr>
+              <w:jc w:val="right"/>
+            </w:pPr>
+            <w:r>
+              <w:t>100.0%</w:t>
+            </w:r>
+          </w:p>
+        </w:tc>
+      </w:tr>
+      <w:tr>
+        <w:tc>
+          <w:tcPr>
+            <w:tcW w:type="dxa" w:w="1234"/>
+          </w:tcPr>
+          <w:p>
+            <w:r>
+              <w:t>Birth_Month.0</w:t>
+            </w:r>
+          </w:p>
+        </w:tc>
+        <w:tc>
+          <w:tcPr>
+            <w:tcW w:type="dxa" w:w="1234"/>
+          </w:tcPr>
+          <w:p>
+            <w:pPr>
+              <w:jc w:val="right"/>
+            </w:pPr>
+            <w:r>
+              <w:t>0</w:t>
+            </w:r>
+          </w:p>
+        </w:tc>
+        <w:tc>
+          <w:tcPr>
+            <w:tcW w:type="dxa" w:w="1234"/>
+          </w:tcPr>
+          <w:p>
+            <w:pPr>
+              <w:jc w:val="right"/>
+            </w:pPr>
+            <w:r>
+              <w:t>0.0%</w:t>
+            </w:r>
+          </w:p>
+        </w:tc>
+        <w:tc>
+          <w:tcPr>
+            <w:tcW w:type="dxa" w:w="1234"/>
+          </w:tcPr>
+          <w:p>
+            <w:r>
+              <w:t>int64</w:t>
+            </w:r>
+          </w:p>
+        </w:tc>
+        <w:tc>
+          <w:tcPr>
+            <w:tcW w:type="dxa" w:w="1234"/>
+          </w:tcPr>
+          <w:p>
+            <w:pPr>
+              <w:jc w:val="right"/>
+            </w:pPr>
+            <w:r>
+              <w:t>12</w:t>
+            </w:r>
+          </w:p>
+        </w:tc>
+        <w:tc>
+          <w:tcPr>
+            <w:tcW w:type="dxa" w:w="1234"/>
+          </w:tcPr>
+          <w:p>
+            <w:pPr>
+              <w:jc w:val="right"/>
+            </w:pPr>
+            <w:r>
+              <w:t>301,691</w:t>
+            </w:r>
+          </w:p>
+        </w:tc>
+        <w:tc>
+          <w:tcPr>
+            <w:tcW w:type="dxa" w:w="1234"/>
+          </w:tcPr>
+          <w:p>
+            <w:pPr>
+              <w:jc w:val="right"/>
+            </w:pPr>
+            <w:r>
+              <w:t>100.0%</w:t>
+            </w:r>
+          </w:p>
+        </w:tc>
+      </w:tr>
+      <w:tr>
+        <w:tc>
+          <w:tcPr>
+            <w:tcW w:type="dxa" w:w="1234"/>
+          </w:tcPr>
+          <w:p>
+            <w:r>
+              <w:t>Birh_Year</w:t>
+            </w:r>
+          </w:p>
+        </w:tc>
+        <w:tc>
+          <w:tcPr>
+            <w:tcW w:type="dxa" w:w="1234"/>
+          </w:tcPr>
+          <w:p>
+            <w:pPr>
+              <w:jc w:val="right"/>
+            </w:pPr>
+            <w:r>
+              <w:t>0</w:t>
+            </w:r>
+          </w:p>
+        </w:tc>
+        <w:tc>
+          <w:tcPr>
+            <w:tcW w:type="dxa" w:w="1234"/>
+          </w:tcPr>
+          <w:p>
+            <w:pPr>
+              <w:jc w:val="right"/>
+            </w:pPr>
+            <w:r>
+              <w:t>0.0%</w:t>
+            </w:r>
+          </w:p>
+        </w:tc>
+        <w:tc>
+          <w:tcPr>
+            <w:tcW w:type="dxa" w:w="1234"/>
+          </w:tcPr>
+          <w:p>
+            <w:r>
+              <w:t>int64</w:t>
+            </w:r>
+          </w:p>
+        </w:tc>
+        <w:tc>
+          <w:tcPr>
+            <w:tcW w:type="dxa" w:w="1234"/>
+          </w:tcPr>
+          <w:p>
+            <w:pPr>
+              <w:jc w:val="right"/>
+            </w:pPr>
+            <w:r>
+              <w:t>63</w:t>
+            </w:r>
+          </w:p>
+        </w:tc>
+        <w:tc>
+          <w:tcPr>
+            <w:tcW w:type="dxa" w:w="1234"/>
+          </w:tcPr>
+          <w:p>
+            <w:pPr>
+              <w:jc w:val="right"/>
+            </w:pPr>
+            <w:r>
+              <w:t>301,691</w:t>
+            </w:r>
+          </w:p>
+        </w:tc>
+        <w:tc>
+          <w:tcPr>
+            <w:tcW w:type="dxa" w:w="1234"/>
+          </w:tcPr>
+          <w:p>
+            <w:pPr>
+              <w:jc w:val="right"/>
+            </w:pPr>
+            <w:r>
+              <w:t>100.0%</w:t>
+            </w:r>
+          </w:p>
+        </w:tc>
+      </w:tr>
+      <w:tr>
+        <w:tc>
+          <w:tcPr>
+            <w:tcW w:type="dxa" w:w="1234"/>
+          </w:tcPr>
+          <w:p>
+            <w:r>
+              <w:t>Birh_Year 2.0</w:t>
+            </w:r>
+          </w:p>
+        </w:tc>
+        <w:tc>
+          <w:tcPr>
+            <w:tcW w:type="dxa" w:w="1234"/>
+          </w:tcPr>
+          <w:p>
+            <w:pPr>
+              <w:jc w:val="right"/>
+            </w:pPr>
+            <w:r>
+              <w:t>0</w:t>
+            </w:r>
+          </w:p>
+        </w:tc>
+        <w:tc>
+          <w:tcPr>
+            <w:tcW w:type="dxa" w:w="1234"/>
+          </w:tcPr>
+          <w:p>
+            <w:pPr>
+              <w:jc w:val="right"/>
+            </w:pPr>
+            <w:r>
+              <w:t>0.0%</w:t>
+            </w:r>
+          </w:p>
+        </w:tc>
+        <w:tc>
+          <w:tcPr>
+            <w:tcW w:type="dxa" w:w="1234"/>
+          </w:tcPr>
+          <w:p>
+            <w:r>
+              <w:t>int64</w:t>
+            </w:r>
+          </w:p>
+        </w:tc>
+        <w:tc>
+          <w:tcPr>
+            <w:tcW w:type="dxa" w:w="1234"/>
+          </w:tcPr>
+          <w:p>
+            <w:pPr>
+              <w:jc w:val="right"/>
+            </w:pPr>
+            <w:r>
+              <w:t>63</w:t>
+            </w:r>
+          </w:p>
+        </w:tc>
+        <w:tc>
+          <w:tcPr>
+            <w:tcW w:type="dxa" w:w="1234"/>
+          </w:tcPr>
+          <w:p>
+            <w:pPr>
+              <w:jc w:val="right"/>
+            </w:pPr>
+            <w:r>
+              <w:t>301,691</w:t>
             </w:r>
           </w:p>
         </w:tc>
@@ -1512,529 +2121,7 @@
               <w:jc w:val="right"/>
             </w:pPr>
             <w:r>
-              <w:t>301,712</w:t>
-            </w:r>
-          </w:p>
-        </w:tc>
-        <w:tc>
-          <w:tcPr>
-            <w:tcW w:type="dxa" w:w="1234"/>
-          </w:tcPr>
-          <w:p>
-            <w:pPr>
-              <w:jc w:val="right"/>
-            </w:pPr>
-            <w:r>
-              <w:t>100.0%</w:t>
-            </w:r>
-          </w:p>
-        </w:tc>
-      </w:tr>
-      <w:tr>
-        <w:tc>
-          <w:tcPr>
-            <w:tcW w:type="dxa" w:w="1234"/>
-          </w:tcPr>
-          <w:p>
-            <w:r>
-              <w:t>Multiple_Birth_Status</w:t>
-            </w:r>
-          </w:p>
-        </w:tc>
-        <w:tc>
-          <w:tcPr>
-            <w:tcW w:type="dxa" w:w="1234"/>
-          </w:tcPr>
-          <w:p>
-            <w:pPr>
-              <w:jc w:val="right"/>
-            </w:pPr>
-            <w:r>
-              <w:t>0</w:t>
-            </w:r>
-          </w:p>
-        </w:tc>
-        <w:tc>
-          <w:tcPr>
-            <w:tcW w:type="dxa" w:w="1234"/>
-          </w:tcPr>
-          <w:p>
-            <w:pPr>
-              <w:jc w:val="right"/>
-            </w:pPr>
-            <w:r>
-              <w:t>0.0%</w:t>
-            </w:r>
-          </w:p>
-        </w:tc>
-        <w:tc>
-          <w:tcPr>
-            <w:tcW w:type="dxa" w:w="1234"/>
-          </w:tcPr>
-          <w:p>
-            <w:r>
-              <w:t>str</w:t>
-            </w:r>
-          </w:p>
-        </w:tc>
-        <w:tc>
-          <w:tcPr>
-            <w:tcW w:type="dxa" w:w="1234"/>
-          </w:tcPr>
-          <w:p>
-            <w:pPr>
-              <w:jc w:val="right"/>
-            </w:pPr>
-            <w:r>
-              <w:t>5</w:t>
-            </w:r>
-          </w:p>
-        </w:tc>
-        <w:tc>
-          <w:tcPr>
-            <w:tcW w:type="dxa" w:w="1234"/>
-          </w:tcPr>
-          <w:p>
-            <w:pPr>
-              <w:jc w:val="right"/>
-            </w:pPr>
-            <w:r>
-              <w:t>301,712</w:t>
-            </w:r>
-          </w:p>
-        </w:tc>
-        <w:tc>
-          <w:tcPr>
-            <w:tcW w:type="dxa" w:w="1234"/>
-          </w:tcPr>
-          <w:p>
-            <w:pPr>
-              <w:jc w:val="right"/>
-            </w:pPr>
-            <w:r>
-              <w:t>100.0%</w:t>
-            </w:r>
-          </w:p>
-        </w:tc>
-      </w:tr>
-      <w:tr>
-        <w:tc>
-          <w:tcPr>
-            <w:tcW w:type="dxa" w:w="1234"/>
-          </w:tcPr>
-          <w:p>
-            <w:r>
-              <w:t>Hospital or Not</w:t>
-            </w:r>
-          </w:p>
-        </w:tc>
-        <w:tc>
-          <w:tcPr>
-            <w:tcW w:type="dxa" w:w="1234"/>
-          </w:tcPr>
-          <w:p>
-            <w:pPr>
-              <w:jc w:val="right"/>
-            </w:pPr>
-            <w:r>
-              <w:t>0</w:t>
-            </w:r>
-          </w:p>
-        </w:tc>
-        <w:tc>
-          <w:tcPr>
-            <w:tcW w:type="dxa" w:w="1234"/>
-          </w:tcPr>
-          <w:p>
-            <w:pPr>
-              <w:jc w:val="right"/>
-            </w:pPr>
-            <w:r>
-              <w:t>0.0%</w:t>
-            </w:r>
-          </w:p>
-        </w:tc>
-        <w:tc>
-          <w:tcPr>
-            <w:tcW w:type="dxa" w:w="1234"/>
-          </w:tcPr>
-          <w:p>
-            <w:r>
-              <w:t>str</w:t>
-            </w:r>
-          </w:p>
-        </w:tc>
-        <w:tc>
-          <w:tcPr>
-            <w:tcW w:type="dxa" w:w="1234"/>
-          </w:tcPr>
-          <w:p>
-            <w:pPr>
-              <w:jc w:val="right"/>
-            </w:pPr>
-            <w:r>
-              <w:t>2</w:t>
-            </w:r>
-          </w:p>
-        </w:tc>
-        <w:tc>
-          <w:tcPr>
-            <w:tcW w:type="dxa" w:w="1234"/>
-          </w:tcPr>
-          <w:p>
-            <w:pPr>
-              <w:jc w:val="right"/>
-            </w:pPr>
-            <w:r>
-              <w:t>301,712</w:t>
-            </w:r>
-          </w:p>
-        </w:tc>
-        <w:tc>
-          <w:tcPr>
-            <w:tcW w:type="dxa" w:w="1234"/>
-          </w:tcPr>
-          <w:p>
-            <w:pPr>
-              <w:jc w:val="right"/>
-            </w:pPr>
-            <w:r>
-              <w:t>100.0%</w:t>
-            </w:r>
-          </w:p>
-        </w:tc>
-      </w:tr>
-      <w:tr>
-        <w:tc>
-          <w:tcPr>
-            <w:tcW w:type="dxa" w:w="1234"/>
-          </w:tcPr>
-          <w:p>
-            <w:r>
-              <w:t>Birth_Month</w:t>
-            </w:r>
-          </w:p>
-        </w:tc>
-        <w:tc>
-          <w:tcPr>
-            <w:tcW w:type="dxa" w:w="1234"/>
-          </w:tcPr>
-          <w:p>
-            <w:pPr>
-              <w:jc w:val="right"/>
-            </w:pPr>
-            <w:r>
-              <w:t>0</w:t>
-            </w:r>
-          </w:p>
-        </w:tc>
-        <w:tc>
-          <w:tcPr>
-            <w:tcW w:type="dxa" w:w="1234"/>
-          </w:tcPr>
-          <w:p>
-            <w:pPr>
-              <w:jc w:val="right"/>
-            </w:pPr>
-            <w:r>
-              <w:t>0.0%</w:t>
-            </w:r>
-          </w:p>
-        </w:tc>
-        <w:tc>
-          <w:tcPr>
-            <w:tcW w:type="dxa" w:w="1234"/>
-          </w:tcPr>
-          <w:p>
-            <w:r>
-              <w:t>str</w:t>
-            </w:r>
-          </w:p>
-        </w:tc>
-        <w:tc>
-          <w:tcPr>
-            <w:tcW w:type="dxa" w:w="1234"/>
-          </w:tcPr>
-          <w:p>
-            <w:pPr>
-              <w:jc w:val="right"/>
-            </w:pPr>
-            <w:r>
-              <w:t>12</w:t>
-            </w:r>
-          </w:p>
-        </w:tc>
-        <w:tc>
-          <w:tcPr>
-            <w:tcW w:type="dxa" w:w="1234"/>
-          </w:tcPr>
-          <w:p>
-            <w:pPr>
-              <w:jc w:val="right"/>
-            </w:pPr>
-            <w:r>
-              <w:t>301,712</w:t>
-            </w:r>
-          </w:p>
-        </w:tc>
-        <w:tc>
-          <w:tcPr>
-            <w:tcW w:type="dxa" w:w="1234"/>
-          </w:tcPr>
-          <w:p>
-            <w:pPr>
-              <w:jc w:val="right"/>
-            </w:pPr>
-            <w:r>
-              <w:t>100.0%</w:t>
-            </w:r>
-          </w:p>
-        </w:tc>
-      </w:tr>
-      <w:tr>
-        <w:tc>
-          <w:tcPr>
-            <w:tcW w:type="dxa" w:w="1234"/>
-          </w:tcPr>
-          <w:p>
-            <w:r>
-              <w:t>Birth_Month.0</w:t>
-            </w:r>
-          </w:p>
-        </w:tc>
-        <w:tc>
-          <w:tcPr>
-            <w:tcW w:type="dxa" w:w="1234"/>
-          </w:tcPr>
-          <w:p>
-            <w:pPr>
-              <w:jc w:val="right"/>
-            </w:pPr>
-            <w:r>
-              <w:t>0</w:t>
-            </w:r>
-          </w:p>
-        </w:tc>
-        <w:tc>
-          <w:tcPr>
-            <w:tcW w:type="dxa" w:w="1234"/>
-          </w:tcPr>
-          <w:p>
-            <w:pPr>
-              <w:jc w:val="right"/>
-            </w:pPr>
-            <w:r>
-              <w:t>0.0%</w:t>
-            </w:r>
-          </w:p>
-        </w:tc>
-        <w:tc>
-          <w:tcPr>
-            <w:tcW w:type="dxa" w:w="1234"/>
-          </w:tcPr>
-          <w:p>
-            <w:r>
-              <w:t>int64</w:t>
-            </w:r>
-          </w:p>
-        </w:tc>
-        <w:tc>
-          <w:tcPr>
-            <w:tcW w:type="dxa" w:w="1234"/>
-          </w:tcPr>
-          <w:p>
-            <w:pPr>
-              <w:jc w:val="right"/>
-            </w:pPr>
-            <w:r>
-              <w:t>12</w:t>
-            </w:r>
-          </w:p>
-        </w:tc>
-        <w:tc>
-          <w:tcPr>
-            <w:tcW w:type="dxa" w:w="1234"/>
-          </w:tcPr>
-          <w:p>
-            <w:pPr>
-              <w:jc w:val="right"/>
-            </w:pPr>
-            <w:r>
-              <w:t>301,712</w:t>
-            </w:r>
-          </w:p>
-        </w:tc>
-        <w:tc>
-          <w:tcPr>
-            <w:tcW w:type="dxa" w:w="1234"/>
-          </w:tcPr>
-          <w:p>
-            <w:pPr>
-              <w:jc w:val="right"/>
-            </w:pPr>
-            <w:r>
-              <w:t>100.0%</w:t>
-            </w:r>
-          </w:p>
-        </w:tc>
-      </w:tr>
-      <w:tr>
-        <w:tc>
-          <w:tcPr>
-            <w:tcW w:type="dxa" w:w="1234"/>
-          </w:tcPr>
-          <w:p>
-            <w:r>
-              <w:t>Birh_Year</w:t>
-            </w:r>
-          </w:p>
-        </w:tc>
-        <w:tc>
-          <w:tcPr>
-            <w:tcW w:type="dxa" w:w="1234"/>
-          </w:tcPr>
-          <w:p>
-            <w:pPr>
-              <w:jc w:val="right"/>
-            </w:pPr>
-            <w:r>
-              <w:t>0</w:t>
-            </w:r>
-          </w:p>
-        </w:tc>
-        <w:tc>
-          <w:tcPr>
-            <w:tcW w:type="dxa" w:w="1234"/>
-          </w:tcPr>
-          <w:p>
-            <w:pPr>
-              <w:jc w:val="right"/>
-            </w:pPr>
-            <w:r>
-              <w:t>0.0%</w:t>
-            </w:r>
-          </w:p>
-        </w:tc>
-        <w:tc>
-          <w:tcPr>
-            <w:tcW w:type="dxa" w:w="1234"/>
-          </w:tcPr>
-          <w:p>
-            <w:r>
-              <w:t>int64</w:t>
-            </w:r>
-          </w:p>
-        </w:tc>
-        <w:tc>
-          <w:tcPr>
-            <w:tcW w:type="dxa" w:w="1234"/>
-          </w:tcPr>
-          <w:p>
-            <w:pPr>
-              <w:jc w:val="right"/>
-            </w:pPr>
-            <w:r>
-              <w:t>63</w:t>
-            </w:r>
-          </w:p>
-        </w:tc>
-        <w:tc>
-          <w:tcPr>
-            <w:tcW w:type="dxa" w:w="1234"/>
-          </w:tcPr>
-          <w:p>
-            <w:pPr>
-              <w:jc w:val="right"/>
-            </w:pPr>
-            <w:r>
-              <w:t>301,712</w:t>
-            </w:r>
-          </w:p>
-        </w:tc>
-        <w:tc>
-          <w:tcPr>
-            <w:tcW w:type="dxa" w:w="1234"/>
-          </w:tcPr>
-          <w:p>
-            <w:pPr>
-              <w:jc w:val="right"/>
-            </w:pPr>
-            <w:r>
-              <w:t>100.0%</w:t>
-            </w:r>
-          </w:p>
-        </w:tc>
-      </w:tr>
-      <w:tr>
-        <w:tc>
-          <w:tcPr>
-            <w:tcW w:type="dxa" w:w="1234"/>
-          </w:tcPr>
-          <w:p>
-            <w:r>
-              <w:t>Birh_Year 2.0</w:t>
-            </w:r>
-          </w:p>
-        </w:tc>
-        <w:tc>
-          <w:tcPr>
-            <w:tcW w:type="dxa" w:w="1234"/>
-          </w:tcPr>
-          <w:p>
-            <w:pPr>
-              <w:jc w:val="right"/>
-            </w:pPr>
-            <w:r>
-              <w:t>0</w:t>
-            </w:r>
-          </w:p>
-        </w:tc>
-        <w:tc>
-          <w:tcPr>
-            <w:tcW w:type="dxa" w:w="1234"/>
-          </w:tcPr>
-          <w:p>
-            <w:pPr>
-              <w:jc w:val="right"/>
-            </w:pPr>
-            <w:r>
-              <w:t>0.0%</w:t>
-            </w:r>
-          </w:p>
-        </w:tc>
-        <w:tc>
-          <w:tcPr>
-            <w:tcW w:type="dxa" w:w="1234"/>
-          </w:tcPr>
-          <w:p>
-            <w:r>
-              <w:t>int64</w:t>
-            </w:r>
-          </w:p>
-        </w:tc>
-        <w:tc>
-          <w:tcPr>
-            <w:tcW w:type="dxa" w:w="1234"/>
-          </w:tcPr>
-          <w:p>
-            <w:pPr>
-              <w:jc w:val="right"/>
-            </w:pPr>
-            <w:r>
-              <w:t>63</w:t>
-            </w:r>
-          </w:p>
-        </w:tc>
-        <w:tc>
-          <w:tcPr>
-            <w:tcW w:type="dxa" w:w="1234"/>
-          </w:tcPr>
-          <w:p>
-            <w:pPr>
-              <w:jc w:val="right"/>
-            </w:pPr>
-            <w:r>
-              <w:t>301,712</w:t>
+              <w:t>301,691</w:t>
             </w:r>
           </w:p>
         </w:tc>
@@ -2121,94 +2208,7 @@
               <w:jc w:val="right"/>
             </w:pPr>
             <w:r>
-              <w:t>301,712</w:t>
-            </w:r>
-          </w:p>
-        </w:tc>
-        <w:tc>
-          <w:tcPr>
-            <w:tcW w:type="dxa" w:w="1234"/>
-          </w:tcPr>
-          <w:p>
-            <w:pPr>
-              <w:jc w:val="right"/>
-            </w:pPr>
-            <w:r>
-              <w:t>100.0%</w:t>
-            </w:r>
-          </w:p>
-        </w:tc>
-      </w:tr>
-      <w:tr>
-        <w:tc>
-          <w:tcPr>
-            <w:tcW w:type="dxa" w:w="1234"/>
-          </w:tcPr>
-          <w:p>
-            <w:r>
-              <w:t>District_of_Mother</w:t>
-            </w:r>
-          </w:p>
-        </w:tc>
-        <w:tc>
-          <w:tcPr>
-            <w:tcW w:type="dxa" w:w="1234"/>
-          </w:tcPr>
-          <w:p>
-            <w:pPr>
-              <w:jc w:val="right"/>
-            </w:pPr>
-            <w:r>
-              <w:t>0</w:t>
-            </w:r>
-          </w:p>
-        </w:tc>
-        <w:tc>
-          <w:tcPr>
-            <w:tcW w:type="dxa" w:w="1234"/>
-          </w:tcPr>
-          <w:p>
-            <w:pPr>
-              <w:jc w:val="right"/>
-            </w:pPr>
-            <w:r>
-              <w:t>0.0%</w:t>
-            </w:r>
-          </w:p>
-        </w:tc>
-        <w:tc>
-          <w:tcPr>
-            <w:tcW w:type="dxa" w:w="1234"/>
-          </w:tcPr>
-          <w:p>
-            <w:r>
-              <w:t>str</w:t>
-            </w:r>
-          </w:p>
-        </w:tc>
-        <w:tc>
-          <w:tcPr>
-            <w:tcW w:type="dxa" w:w="1234"/>
-          </w:tcPr>
-          <w:p>
-            <w:pPr>
-              <w:jc w:val="right"/>
-            </w:pPr>
-            <w:r>
-              <w:t>27</w:t>
-            </w:r>
-          </w:p>
-        </w:tc>
-        <w:tc>
-          <w:tcPr>
-            <w:tcW w:type="dxa" w:w="1234"/>
-          </w:tcPr>
-          <w:p>
-            <w:pPr>
-              <w:jc w:val="right"/>
-            </w:pPr>
-            <w:r>
-              <w:t>301,712</w:t>
+              <w:t>301,691</w:t>
             </w:r>
           </w:p>
         </w:tc>
@@ -2248,7 +2248,7 @@
         <w:pStyle w:val="ListBullet"/>
       </w:pPr>
       <w:r>
-        <w:t>Use the 261,562 complete records for immediate analysis where possible</w:t>
+        <w:t>Use the 261,550 complete records for immediate analysis where possible</w:t>
       </w:r>
     </w:p>
     <w:p>
@@ -2387,7 +2387,7 @@
       <w:jc w:val="center"/>
     </w:pPr>
     <w:r>
-      <w:t xml:space="preserve">Birth Records Data Quality Assessment | Generated: 2026-03-29 | Page </w:t>
+      <w:t xml:space="preserve">Birth Records Data Quality Assessment | Generated: 2026-05-01 | Page </w:t>
     </w:r>
     <w:r>
       <w:fldChar w:fldCharType="begin"/>
